--- a/Quiz/2_AI_fundamentals-Quiz-ANS.docx
+++ b/Quiz/2_AI_fundamentals-Quiz-ANS.docx
@@ -5,10 +5,13 @@
     <w:p>
       <w:pPr>
         <w:pStyle w:val="Title"/>
-      </w:pPr>
-      <w:r>
-        <w:rPr>
-          <w:rFonts w:ascii="Times New Roman" w:hAnsi="Times New Roman"/>
+        <w:rPr>
+          <w:rFonts w:hint="eastAsia"/>
+          <w:lang w:eastAsia="zh-CN"/>
+        </w:rPr>
+      </w:pPr>
+      <w:r>
+        <w:rPr>
           <w:b/>
           <w:sz w:val="36"/>
         </w:rPr>
@@ -47,7 +50,7 @@
           <w:rFonts w:ascii="Times New Roman" w:hAnsi="Times New Roman"/>
           <w:sz w:val="22"/>
         </w:rPr>
-        <w:t xml:space="preserve"> Computer systems performing tasks associated with intelligence, such as problem solving and decision making</w:t>
+        <w:t xml:space="preserve"> Computer systems performing tasks typically associated with intelligence such as problem solving, decision making, and forecasting</w:t>
       </w:r>
       <w:r>
         <w:rPr>
@@ -123,10 +126,9 @@
       <w:r>
         <w:rPr>
           <w:rFonts w:ascii="Times New Roman" w:hAnsi="Times New Roman"/>
-          <w:b w:val="0"/>
-          <w:sz w:val="22"/>
-        </w:rPr>
-        <w:t>ANS: A) Computer systems performing tasks associated with intelligence, such as problem solving and decision making</w:t>
+          <w:sz w:val="22"/>
+        </w:rPr>
+        <w:t>ANS: A) Computer systems performing tasks typically associated with intelligence such as problem solving, decision making, and forecasting</w:t>
       </w:r>
     </w:p>
     <w:p>
@@ -139,7 +141,7 @@
           <w:b/>
           <w:sz w:val="22"/>
         </w:rPr>
-        <w:t>2. What is narrow AI?</w:t>
+        <w:t>2. Which system is recognized in the slides as the first chatbot in modern AI history?</w:t>
       </w:r>
       <w:r>
         <w:rPr>
@@ -161,7 +163,7 @@
           <w:rFonts w:ascii="Times New Roman" w:hAnsi="Times New Roman"/>
           <w:sz w:val="22"/>
         </w:rPr>
-        <w:t xml:space="preserve"> AI that performs virtually every human task</w:t>
+        <w:t xml:space="preserve"> Perceptron</w:t>
       </w:r>
       <w:r>
         <w:rPr>
@@ -183,7 +185,7 @@
           <w:rFonts w:ascii="Times New Roman" w:hAnsi="Times New Roman"/>
           <w:sz w:val="22"/>
         </w:rPr>
-        <w:t xml:space="preserve"> AI designed to perform specific tasks</w:t>
+        <w:t xml:space="preserve"> ELIZA</w:t>
       </w:r>
       <w:r>
         <w:rPr>
@@ -205,7 +207,7 @@
           <w:rFonts w:ascii="Times New Roman" w:hAnsi="Times New Roman"/>
           <w:sz w:val="22"/>
         </w:rPr>
-        <w:t xml:space="preserve"> AI with industrial-revolution-level impact by definition</w:t>
+        <w:t xml:space="preserve"> Expert system</w:t>
       </w:r>
       <w:r>
         <w:rPr>
@@ -227,7 +229,7 @@
           <w:rFonts w:ascii="Times New Roman" w:hAnsi="Times New Roman"/>
           <w:sz w:val="22"/>
         </w:rPr>
-        <w:t xml:space="preserve"> AI that outclasses humans at all intellectual tasks</w:t>
+        <w:t xml:space="preserve"> Transformer</w:t>
       </w:r>
     </w:p>
     <w:p>
@@ -237,10 +239,9 @@
       <w:r>
         <w:rPr>
           <w:rFonts w:ascii="Times New Roman" w:hAnsi="Times New Roman"/>
-          <w:b w:val="0"/>
-          <w:sz w:val="22"/>
-        </w:rPr>
-        <w:t>ANS: B) AI designed to perform specific tasks</w:t>
+          <w:sz w:val="22"/>
+        </w:rPr>
+        <w:t>ANS: B) ELIZA</w:t>
       </w:r>
     </w:p>
     <w:p>
@@ -253,7 +254,7 @@
           <w:b/>
           <w:sz w:val="22"/>
         </w:rPr>
-        <w:t>3. What distinguishes an API model from an open model?</w:t>
+        <w:t>3. In the historical timeline, which term describes the period when AI funding and interest dropped significantly?</w:t>
       </w:r>
       <w:r>
         <w:rPr>
@@ -275,7 +276,7 @@
           <w:rFonts w:ascii="Times New Roman" w:hAnsi="Times New Roman"/>
           <w:sz w:val="22"/>
         </w:rPr>
-        <w:t xml:space="preserve"> An API model cannot be used</w:t>
+        <w:t xml:space="preserve"> Symbolic AI</w:t>
       </w:r>
       <w:r>
         <w:rPr>
@@ -297,7 +298,7 @@
           <w:rFonts w:ascii="Times New Roman" w:hAnsi="Times New Roman"/>
           <w:sz w:val="22"/>
         </w:rPr>
-        <w:t xml:space="preserve"> An API model publishes all weights</w:t>
+        <w:t xml:space="preserve"> Deep learning boom</w:t>
       </w:r>
       <w:r>
         <w:rPr>
@@ -319,7 +320,7 @@
           <w:rFonts w:ascii="Times New Roman" w:hAnsi="Times New Roman"/>
           <w:sz w:val="22"/>
         </w:rPr>
-        <w:t xml:space="preserve"> An API exposes controlled queries without giving users the underlying model</w:t>
+        <w:t xml:space="preserve"> AI winter</w:t>
       </w:r>
       <w:r>
         <w:rPr>
@@ -341,7 +342,7 @@
           <w:rFonts w:ascii="Times New Roman" w:hAnsi="Times New Roman"/>
           <w:sz w:val="22"/>
         </w:rPr>
-        <w:t xml:space="preserve"> An API model has no restrictions</w:t>
+        <w:t xml:space="preserve"> Expert systems era</w:t>
       </w:r>
     </w:p>
     <w:p>
@@ -351,10 +352,9 @@
       <w:r>
         <w:rPr>
           <w:rFonts w:ascii="Times New Roman" w:hAnsi="Times New Roman"/>
-          <w:b w:val="0"/>
-          <w:sz w:val="22"/>
-        </w:rPr>
-        <w:t>ANS: C) An API exposes controlled queries without giving users the underlying model</w:t>
+          <w:sz w:val="22"/>
+        </w:rPr>
+        <w:t>ANS: C) AI winter</w:t>
       </w:r>
     </w:p>
     <w:p>
@@ -367,7 +367,7 @@
           <w:b/>
           <w:sz w:val="22"/>
         </w:rPr>
-        <w:t>4. Which term describes an AI system with impact comparable to the Industrial Revolution?</w:t>
+        <w:t>4. Which task predicts categories or “classes” from input features?</w:t>
       </w:r>
       <w:r>
         <w:rPr>
@@ -389,7 +389,7 @@
           <w:rFonts w:ascii="Times New Roman" w:hAnsi="Times New Roman"/>
           <w:sz w:val="22"/>
         </w:rPr>
-        <w:t xml:space="preserve"> Narrow AI</w:t>
+        <w:t xml:space="preserve"> Regression</w:t>
       </w:r>
       <w:r>
         <w:rPr>
@@ -411,7 +411,7 @@
           <w:rFonts w:ascii="Times New Roman" w:hAnsi="Times New Roman"/>
           <w:sz w:val="22"/>
         </w:rPr>
-        <w:t xml:space="preserve"> Closed AI</w:t>
+        <w:t xml:space="preserve"> Classification</w:t>
       </w:r>
       <w:r>
         <w:rPr>
@@ -433,7 +433,7 @@
           <w:rFonts w:ascii="Times New Roman" w:hAnsi="Times New Roman"/>
           <w:sz w:val="22"/>
         </w:rPr>
-        <w:t xml:space="preserve"> Anomaly detector</w:t>
+        <w:t xml:space="preserve"> Compression</w:t>
       </w:r>
       <w:r>
         <w:rPr>
@@ -455,7 +455,7 @@
           <w:rFonts w:ascii="Times New Roman" w:hAnsi="Times New Roman"/>
           <w:sz w:val="22"/>
         </w:rPr>
-        <w:t xml:space="preserve"> Transformative AI</w:t>
+        <w:t xml:space="preserve"> Clustering only</w:t>
       </w:r>
     </w:p>
     <w:p>
@@ -465,10 +465,9 @@
       <w:r>
         <w:rPr>
           <w:rFonts w:ascii="Times New Roman" w:hAnsi="Times New Roman"/>
-          <w:b w:val="0"/>
-          <w:sz w:val="22"/>
-        </w:rPr>
-        <w:t>ANS: D) Transformative AI</w:t>
+          <w:sz w:val="22"/>
+        </w:rPr>
+        <w:t>ANS: B) Classification</w:t>
       </w:r>
     </w:p>
     <w:p>
@@ -481,7 +480,7 @@
           <w:b/>
           <w:sz w:val="22"/>
         </w:rPr>
-        <w:t>5. What is a modality in machine learning?</w:t>
+        <w:t>5. Which task predicts numerical outputs from input features?</w:t>
       </w:r>
       <w:r>
         <w:rPr>
@@ -503,7 +502,7 @@
           <w:rFonts w:ascii="Times New Roman" w:hAnsi="Times New Roman"/>
           <w:sz w:val="22"/>
         </w:rPr>
-        <w:t xml:space="preserve"> A type of input data, such as text, images, or audio</w:t>
+        <w:t xml:space="preserve"> Classification</w:t>
       </w:r>
       <w:r>
         <w:rPr>
@@ -525,7 +524,7 @@
           <w:rFonts w:ascii="Times New Roman" w:hAnsi="Times New Roman"/>
           <w:sz w:val="22"/>
         </w:rPr>
-        <w:t xml:space="preserve"> A model's legal license</w:t>
+        <w:t xml:space="preserve"> Tokenization</w:t>
       </w:r>
       <w:r>
         <w:rPr>
@@ -547,7 +546,7 @@
           <w:rFonts w:ascii="Times New Roman" w:hAnsi="Times New Roman"/>
           <w:sz w:val="22"/>
         </w:rPr>
-        <w:t xml:space="preserve"> A hardware failure</w:t>
+        <w:t xml:space="preserve"> Regression</w:t>
       </w:r>
       <w:r>
         <w:rPr>
@@ -569,7 +568,7 @@
           <w:rFonts w:ascii="Times New Roman" w:hAnsi="Times New Roman"/>
           <w:sz w:val="22"/>
         </w:rPr>
-        <w:t xml:space="preserve"> A fixed output threshold</w:t>
+        <w:t xml:space="preserve"> Authentication</w:t>
       </w:r>
     </w:p>
     <w:p>
@@ -579,10 +578,9 @@
       <w:r>
         <w:rPr>
           <w:rFonts w:ascii="Times New Roman" w:hAnsi="Times New Roman"/>
-          <w:b w:val="0"/>
-          <w:sz w:val="22"/>
-        </w:rPr>
-        <w:t>ANS: A) A type of input data, such as text, images, or audio</w:t>
+          <w:sz w:val="22"/>
+        </w:rPr>
+        <w:t>ANS: C) Regression</w:t>
       </w:r>
     </w:p>
     <w:p>
@@ -595,7 +593,7 @@
           <w:b/>
           <w:sz w:val="22"/>
         </w:rPr>
-        <w:t>6. Which task predicts categories from input features?</w:t>
+        <w:t>6. Which task focuses on identifying outliers or abnormal data points?</w:t>
       </w:r>
       <w:r>
         <w:rPr>
@@ -617,7 +615,7 @@
           <w:rFonts w:ascii="Times New Roman" w:hAnsi="Times New Roman"/>
           <w:sz w:val="22"/>
         </w:rPr>
-        <w:t xml:space="preserve"> Regression</w:t>
+        <w:t xml:space="preserve"> Sequence modeling</w:t>
       </w:r>
       <w:r>
         <w:rPr>
@@ -639,7 +637,7 @@
           <w:rFonts w:ascii="Times New Roman" w:hAnsi="Times New Roman"/>
           <w:sz w:val="22"/>
         </w:rPr>
-        <w:t xml:space="preserve"> Classification</w:t>
+        <w:t xml:space="preserve"> Anomaly detection</w:t>
       </w:r>
       <w:r>
         <w:rPr>
@@ -661,7 +659,7 @@
           <w:rFonts w:ascii="Times New Roman" w:hAnsi="Times New Roman"/>
           <w:sz w:val="22"/>
         </w:rPr>
-        <w:t xml:space="preserve"> Compression</w:t>
+        <w:t xml:space="preserve"> Supervised learning</w:t>
       </w:r>
       <w:r>
         <w:rPr>
@@ -683,7 +681,7 @@
           <w:rFonts w:ascii="Times New Roman" w:hAnsi="Times New Roman"/>
           <w:sz w:val="22"/>
         </w:rPr>
-        <w:t xml:space="preserve"> Clustering only</w:t>
+        <w:t xml:space="preserve"> Deep learning</w:t>
       </w:r>
     </w:p>
     <w:p>
@@ -693,10 +691,9 @@
       <w:r>
         <w:rPr>
           <w:rFonts w:ascii="Times New Roman" w:hAnsi="Times New Roman"/>
-          <w:b w:val="0"/>
-          <w:sz w:val="22"/>
-        </w:rPr>
-        <w:t>ANS: B) Classification</w:t>
+          <w:sz w:val="22"/>
+        </w:rPr>
+        <w:t>ANS: B) Anomaly detection</w:t>
       </w:r>
     </w:p>
     <w:p>
@@ -709,7 +706,7 @@
           <w:b/>
           <w:sz w:val="22"/>
         </w:rPr>
-        <w:t>7. Which task predicts numerical outputs from input features?</w:t>
+        <w:t>7. What does generative modeling do according to the slides?</w:t>
       </w:r>
       <w:r>
         <w:rPr>
@@ -731,7 +728,7 @@
           <w:rFonts w:ascii="Times New Roman" w:hAnsi="Times New Roman"/>
           <w:sz w:val="22"/>
         </w:rPr>
-        <w:t xml:space="preserve"> Classification</w:t>
+        <w:t xml:space="preserve"> Deletes all training examples</w:t>
       </w:r>
       <w:r>
         <w:rPr>
@@ -753,7 +750,7 @@
           <w:rFonts w:ascii="Times New Roman" w:hAnsi="Times New Roman"/>
           <w:sz w:val="22"/>
         </w:rPr>
-        <w:t xml:space="preserve"> Tokenization</w:t>
+        <w:t xml:space="preserve"> Predicts only binary labels</w:t>
       </w:r>
       <w:r>
         <w:rPr>
@@ -775,7 +772,7 @@
           <w:rFonts w:ascii="Times New Roman" w:hAnsi="Times New Roman"/>
           <w:sz w:val="22"/>
         </w:rPr>
-        <w:t xml:space="preserve"> Regression</w:t>
+        <w:t xml:space="preserve"> Prevents new samples</w:t>
       </w:r>
       <w:r>
         <w:rPr>
@@ -797,7 +794,7 @@
           <w:rFonts w:ascii="Times New Roman" w:hAnsi="Times New Roman"/>
           <w:sz w:val="22"/>
         </w:rPr>
-        <w:t xml:space="preserve"> Authentication</w:t>
+        <w:t xml:space="preserve"> Creates new data that resembles the training data</w:t>
       </w:r>
     </w:p>
     <w:p>
@@ -807,10 +804,9 @@
       <w:r>
         <w:rPr>
           <w:rFonts w:ascii="Times New Roman" w:hAnsi="Times New Roman"/>
-          <w:b w:val="0"/>
-          <w:sz w:val="22"/>
-        </w:rPr>
-        <w:t>ANS: C) Regression</w:t>
+          <w:sz w:val="22"/>
+        </w:rPr>
+        <w:t>ANS: D) Creates new data that resembles the training data</w:t>
       </w:r>
     </w:p>
     <w:p>
@@ -823,7 +819,7 @@
           <w:b/>
           <w:sz w:val="22"/>
         </w:rPr>
-        <w:t>8. What does generative modeling do?</w:t>
+        <w:t>8. Which sequence best describes the typical machine-learning pipeline shown in the presentation?</w:t>
       </w:r>
       <w:r>
         <w:rPr>
@@ -845,21 +841,22 @@
           <w:rFonts w:ascii="Times New Roman" w:hAnsi="Times New Roman"/>
           <w:sz w:val="22"/>
         </w:rPr>
-        <w:t xml:space="preserve"> Deletes all training examples</w:t>
-      </w:r>
-      <w:r>
-        <w:rPr>
-          <w:rFonts w:ascii="Times New Roman" w:hAnsi="Times New Roman"/>
-          <w:sz w:val="22"/>
-        </w:rPr>
-        <w:br/>
-      </w:r>
-      <w:r>
-        <w:rPr>
-          <w:rFonts w:ascii="Times New Roman" w:hAnsi="Times New Roman"/>
-          <w:b/>
-          <w:sz w:val="22"/>
-        </w:rPr>
+        <w:t xml:space="preserve"> Collect data, label, choose architecture, train, evaluate, deploy</w:t>
+      </w:r>
+      <w:r>
+        <w:rPr>
+          <w:rFonts w:ascii="Times New Roman" w:hAnsi="Times New Roman"/>
+          <w:sz w:val="22"/>
+        </w:rPr>
+        <w:br/>
+      </w:r>
+      <w:r>
+        <w:rPr>
+          <w:rFonts w:ascii="Times New Roman" w:hAnsi="Times New Roman"/>
+          <w:b/>
+          <w:sz w:val="22"/>
+        </w:rPr>
+        <w:lastRenderedPageBreak/>
         <w:t>B)</w:t>
       </w:r>
       <w:r>
@@ -867,7 +864,7 @@
           <w:rFonts w:ascii="Times New Roman" w:hAnsi="Times New Roman"/>
           <w:sz w:val="22"/>
         </w:rPr>
-        <w:t xml:space="preserve"> Predicts only binary labels</w:t>
+        <w:t xml:space="preserve"> Deploy, then define the task</w:t>
       </w:r>
       <w:r>
         <w:rPr>
@@ -889,7 +886,7 @@
           <w:rFonts w:ascii="Times New Roman" w:hAnsi="Times New Roman"/>
           <w:sz w:val="22"/>
         </w:rPr>
-        <w:t xml:space="preserve"> Prevents new samples</w:t>
+        <w:t xml:space="preserve"> Evaluate before collecting data</w:t>
       </w:r>
       <w:r>
         <w:rPr>
@@ -911,7 +908,7 @@
           <w:rFonts w:ascii="Times New Roman" w:hAnsi="Times New Roman"/>
           <w:sz w:val="22"/>
         </w:rPr>
-        <w:t xml:space="preserve"> Creates new data resembling the training data</w:t>
+        <w:t xml:space="preserve"> Remove data and skip training</w:t>
       </w:r>
     </w:p>
     <w:p>
@@ -921,10 +918,9 @@
       <w:r>
         <w:rPr>
           <w:rFonts w:ascii="Times New Roman" w:hAnsi="Times New Roman"/>
-          <w:b w:val="0"/>
-          <w:sz w:val="22"/>
-        </w:rPr>
-        <w:t>ANS: D) Creates new data resembling the training data</w:t>
+          <w:sz w:val="22"/>
+        </w:rPr>
+        <w:t>ANS: A) Collect data, label, choose architecture, train, evaluate, deploy</w:t>
       </w:r>
     </w:p>
     <w:p>
@@ -937,7 +933,7 @@
           <w:b/>
           <w:sz w:val="22"/>
         </w:rPr>
-        <w:t>9. Which sequence best describes a typical ML pipeline?</w:t>
+        <w:t>9. What type of data does supervised learning use?</w:t>
       </w:r>
       <w:r>
         <w:rPr>
@@ -959,7 +955,7 @@
           <w:rFonts w:ascii="Times New Roman" w:hAnsi="Times New Roman"/>
           <w:sz w:val="22"/>
         </w:rPr>
-        <w:t xml:space="preserve"> Collect data, label, choose architecture, train, evaluate, deploy</w:t>
+        <w:t xml:space="preserve"> Only unlabeled examples</w:t>
       </w:r>
       <w:r>
         <w:rPr>
@@ -981,7 +977,7 @@
           <w:rFonts w:ascii="Times New Roman" w:hAnsi="Times New Roman"/>
           <w:sz w:val="22"/>
         </w:rPr>
-        <w:t xml:space="preserve"> Deploy, then define the task</w:t>
+        <w:t xml:space="preserve"> Only agent-generated rewards</w:t>
       </w:r>
       <w:r>
         <w:rPr>
@@ -1003,7 +999,7 @@
           <w:rFonts w:ascii="Times New Roman" w:hAnsi="Times New Roman"/>
           <w:sz w:val="22"/>
         </w:rPr>
-        <w:t xml:space="preserve"> Evaluate before collecting data</w:t>
+        <w:t xml:space="preserve"> Labeled examples</w:t>
       </w:r>
       <w:r>
         <w:rPr>
@@ -1025,7 +1021,7 @@
           <w:rFonts w:ascii="Times New Roman" w:hAnsi="Times New Roman"/>
           <w:sz w:val="22"/>
         </w:rPr>
-        <w:t xml:space="preserve"> Remove data and skip training</w:t>
+        <w:t xml:space="preserve"> No data</w:t>
       </w:r>
     </w:p>
     <w:p>
@@ -1035,10 +1031,9 @@
       <w:r>
         <w:rPr>
           <w:rFonts w:ascii="Times New Roman" w:hAnsi="Times New Roman"/>
-          <w:b w:val="0"/>
-          <w:sz w:val="22"/>
-        </w:rPr>
-        <w:t>ANS: A) Collect data, label, choose architecture, train, evaluate, deploy</w:t>
+          <w:sz w:val="22"/>
+        </w:rPr>
+        <w:t>ANS: C) Labeled examples</w:t>
       </w:r>
     </w:p>
     <w:p>
@@ -1051,7 +1046,7 @@
           <w:b/>
           <w:sz w:val="22"/>
         </w:rPr>
-        <w:t>10. What does precision measure?</w:t>
+        <w:t>10. What is the main goal of unsupervised learning in the slides?</w:t>
       </w:r>
       <w:r>
         <w:rPr>
@@ -1073,7 +1068,7 @@
           <w:rFonts w:ascii="Times New Roman" w:hAnsi="Times New Roman"/>
           <w:sz w:val="22"/>
         </w:rPr>
-        <w:t xml:space="preserve"> The fraction of all predictions that are correct</w:t>
+        <w:t xml:space="preserve"> Follow explicit output labels</w:t>
       </w:r>
       <w:r>
         <w:rPr>
@@ -1095,7 +1090,7 @@
           <w:rFonts w:ascii="Times New Roman" w:hAnsi="Times New Roman"/>
           <w:sz w:val="22"/>
         </w:rPr>
-        <w:t xml:space="preserve"> The purity of the examples flagged as positive</w:t>
+        <w:t xml:space="preserve"> Discover patterns and relationships in unlabeled data</w:t>
       </w:r>
       <w:r>
         <w:rPr>
@@ -1117,7 +1112,7 @@
           <w:rFonts w:ascii="Times New Roman" w:hAnsi="Times New Roman"/>
           <w:sz w:val="22"/>
         </w:rPr>
-        <w:t xml:space="preserve"> The proportion of relevant examples found</w:t>
+        <w:t xml:space="preserve"> Maximize a reward through actions</w:t>
       </w:r>
       <w:r>
         <w:rPr>
@@ -1139,7 +1134,7 @@
           <w:rFonts w:ascii="Times New Roman" w:hAnsi="Times New Roman"/>
           <w:sz w:val="22"/>
         </w:rPr>
-        <w:t xml:space="preserve"> The time needed for inference</w:t>
+        <w:t xml:space="preserve"> Compile source code</w:t>
       </w:r>
     </w:p>
     <w:p>
@@ -1149,10 +1144,9 @@
       <w:r>
         <w:rPr>
           <w:rFonts w:ascii="Times New Roman" w:hAnsi="Times New Roman"/>
-          <w:b w:val="0"/>
-          <w:sz w:val="22"/>
-        </w:rPr>
-        <w:t>ANS: B) The purity of the examples flagged as positive</w:t>
+          <w:sz w:val="22"/>
+        </w:rPr>
+        <w:t>ANS: B) Discover patterns and relationships in unlabeled data</w:t>
       </w:r>
     </w:p>
     <w:p>
@@ -1165,7 +1159,7 @@
           <w:b/>
           <w:sz w:val="22"/>
         </w:rPr>
-        <w:t>11. What does recall measure?</w:t>
+        <w:t>11. How does reinforcement learning obtain its learning signals?</w:t>
       </w:r>
       <w:r>
         <w:rPr>
@@ -1187,7 +1181,7 @@
           <w:rFonts w:ascii="Times New Roman" w:hAnsi="Times New Roman"/>
           <w:sz w:val="22"/>
         </w:rPr>
-        <w:t xml:space="preserve"> The model's memory capacity</w:t>
+        <w:t xml:space="preserve"> Only from static labels</w:t>
       </w:r>
       <w:r>
         <w:rPr>
@@ -1209,7 +1203,7 @@
           <w:rFonts w:ascii="Times New Roman" w:hAnsi="Times New Roman"/>
           <w:sz w:val="22"/>
         </w:rPr>
-        <w:t xml:space="preserve"> The purity of flagged examples</w:t>
+        <w:t xml:space="preserve"> Only from clustering</w:t>
       </w:r>
       <w:r>
         <w:rPr>
@@ -1231,7 +1225,7 @@
           <w:rFonts w:ascii="Times New Roman" w:hAnsi="Times New Roman"/>
           <w:sz w:val="22"/>
         </w:rPr>
-        <w:t xml:space="preserve"> The proportion of relevant examples successfully flagged</w:t>
+        <w:t xml:space="preserve"> From an agent’s interaction with an environment and the resulting rewards</w:t>
       </w:r>
       <w:r>
         <w:rPr>
@@ -1253,7 +1247,7 @@
           <w:rFonts w:ascii="Times New Roman" w:hAnsi="Times New Roman"/>
           <w:sz w:val="22"/>
         </w:rPr>
-        <w:t xml:space="preserve"> The number of training epochs</w:t>
+        <w:t xml:space="preserve"> From manual rules alone</w:t>
       </w:r>
     </w:p>
     <w:p>
@@ -1263,10 +1257,9 @@
       <w:r>
         <w:rPr>
           <w:rFonts w:ascii="Times New Roman" w:hAnsi="Times New Roman"/>
-          <w:b w:val="0"/>
-          <w:sz w:val="22"/>
-        </w:rPr>
-        <w:t>ANS: C) The proportion of relevant examples successfully flagged</w:t>
+          <w:sz w:val="22"/>
+        </w:rPr>
+        <w:t>ANS: C) From an agent’s interaction with an environment and the resulting rewards</w:t>
       </w:r>
     </w:p>
     <w:p>
@@ -1279,7 +1272,7 @@
           <w:b/>
           <w:sz w:val="22"/>
         </w:rPr>
-        <w:t>12. Which objective concerns the speed at which a model produces results?</w:t>
+        <w:t>12. What core model structure does deep learning use according to the presentation?</w:t>
       </w:r>
       <w:r>
         <w:rPr>
@@ -1301,7 +1294,7 @@
           <w:rFonts w:ascii="Times New Roman" w:hAnsi="Times New Roman"/>
           <w:sz w:val="22"/>
         </w:rPr>
-        <w:t xml:space="preserve"> Transparency</w:t>
+        <w:t xml:space="preserve"> Hand-written rules only</w:t>
       </w:r>
       <w:r>
         <w:rPr>
@@ -1323,7 +1316,7 @@
           <w:rFonts w:ascii="Times New Roman" w:hAnsi="Times New Roman"/>
           <w:sz w:val="22"/>
         </w:rPr>
-        <w:t xml:space="preserve"> Reliability</w:t>
+        <w:t xml:space="preserve"> Decision trees only</w:t>
       </w:r>
       <w:r>
         <w:rPr>
@@ -1345,7 +1338,7 @@
           <w:rFonts w:ascii="Times New Roman" w:hAnsi="Times New Roman"/>
           <w:sz w:val="22"/>
         </w:rPr>
-        <w:t xml:space="preserve"> Scalability</w:t>
+        <w:t xml:space="preserve"> Neural networks composed of layers of interconnected nodes</w:t>
       </w:r>
       <w:r>
         <w:rPr>
@@ -1367,7 +1360,7 @@
           <w:rFonts w:ascii="Times New Roman" w:hAnsi="Times New Roman"/>
           <w:sz w:val="22"/>
         </w:rPr>
-        <w:t xml:space="preserve"> Inference latency</w:t>
+        <w:t xml:space="preserve"> Fixed lookup tables</w:t>
       </w:r>
     </w:p>
     <w:p>
@@ -1377,10 +1370,9 @@
       <w:r>
         <w:rPr>
           <w:rFonts w:ascii="Times New Roman" w:hAnsi="Times New Roman"/>
-          <w:b w:val="0"/>
-          <w:sz w:val="22"/>
-        </w:rPr>
-        <w:t>ANS: D) Inference latency</w:t>
+          <w:sz w:val="22"/>
+        </w:rPr>
+        <w:t>ANS: C) Neural networks composed of layers of interconnected nodes</w:t>
       </w:r>
     </w:p>
     <w:p>
@@ -1393,7 +1385,7 @@
           <w:b/>
           <w:sz w:val="22"/>
         </w:rPr>
-        <w:t>13. What type of data does supervised learning use?</w:t>
+        <w:t>13. Which advantage of deep learning is highlighted as “performance” in the slides?</w:t>
       </w:r>
       <w:r>
         <w:rPr>
@@ -1415,7 +1407,7 @@
           <w:rFonts w:ascii="Times New Roman" w:hAnsi="Times New Roman"/>
           <w:sz w:val="22"/>
         </w:rPr>
-        <w:t xml:space="preserve"> Labeled examples</w:t>
+        <w:t xml:space="preserve"> Guarantee of zero error in all tasks</w:t>
       </w:r>
       <w:r>
         <w:rPr>
@@ -1437,7 +1429,7 @@
           <w:rFonts w:ascii="Times New Roman" w:hAnsi="Times New Roman"/>
           <w:sz w:val="22"/>
         </w:rPr>
-        <w:t xml:space="preserve"> Only unlabeled examples</w:t>
+        <w:t xml:space="preserve"> Superhuman performance in some domains such as image recognition, chess, and Go</w:t>
       </w:r>
       <w:r>
         <w:rPr>
@@ -1459,7 +1451,7 @@
           <w:rFonts w:ascii="Times New Roman" w:hAnsi="Times New Roman"/>
           <w:sz w:val="22"/>
         </w:rPr>
-        <w:t xml:space="preserve"> Only agent-generated rewards</w:t>
+        <w:t xml:space="preserve"> Requirement for no data</w:t>
       </w:r>
       <w:r>
         <w:rPr>
@@ -1481,7 +1473,7 @@
           <w:rFonts w:ascii="Times New Roman" w:hAnsi="Times New Roman"/>
           <w:sz w:val="22"/>
         </w:rPr>
-        <w:t xml:space="preserve"> No data</w:t>
+        <w:t xml:space="preserve"> Perfect transparency in all models</w:t>
       </w:r>
     </w:p>
     <w:p>
@@ -1491,10 +1483,9 @@
       <w:r>
         <w:rPr>
           <w:rFonts w:ascii="Times New Roman" w:hAnsi="Times New Roman"/>
-          <w:b w:val="0"/>
-          <w:sz w:val="22"/>
-        </w:rPr>
-        <w:t>ANS: A) Labeled examples</w:t>
+          <w:sz w:val="22"/>
+        </w:rPr>
+        <w:t>ANS: B) Superhuman performance in some domains such as image recognition, chess, and Go</w:t>
       </w:r>
     </w:p>
     <w:p>
@@ -1507,7 +1498,7 @@
           <w:b/>
           <w:sz w:val="22"/>
         </w:rPr>
-        <w:t>14. What is the main goal of unsupervised learning?</w:t>
+        <w:t>14. Which point illustrates the “real-world usefulness” of deep learning in the slides?</w:t>
       </w:r>
       <w:r>
         <w:rPr>
@@ -1529,7 +1520,7 @@
           <w:rFonts w:ascii="Times New Roman" w:hAnsi="Times New Roman"/>
           <w:sz w:val="22"/>
         </w:rPr>
-        <w:t xml:space="preserve"> Follow explicit output labels</w:t>
+        <w:t xml:space="preserve"> It is only used in board games</w:t>
       </w:r>
       <w:r>
         <w:rPr>
@@ -1551,7 +1542,7 @@
           <w:rFonts w:ascii="Times New Roman" w:hAnsi="Times New Roman"/>
           <w:sz w:val="22"/>
         </w:rPr>
-        <w:t xml:space="preserve"> Discover patterns and relationships in unlabeled data</w:t>
+        <w:t xml:space="preserve"> It has a wide variety of useful applications, including healthcare, social media, and autonomous vehicles</w:t>
       </w:r>
       <w:r>
         <w:rPr>
@@ -1573,7 +1564,7 @@
           <w:rFonts w:ascii="Times New Roman" w:hAnsi="Times New Roman"/>
           <w:sz w:val="22"/>
         </w:rPr>
-        <w:t xml:space="preserve"> Maximize a reward through actions</w:t>
+        <w:t xml:space="preserve"> It is limited to symbolic logic</w:t>
       </w:r>
       <w:r>
         <w:rPr>
@@ -1595,7 +1586,7 @@
           <w:rFonts w:ascii="Times New Roman" w:hAnsi="Times New Roman"/>
           <w:sz w:val="22"/>
         </w:rPr>
-        <w:t xml:space="preserve"> Compile source code</w:t>
+        <w:t xml:space="preserve"> It cannot be deployed</w:t>
       </w:r>
     </w:p>
     <w:p>
@@ -1605,10 +1596,9 @@
       <w:r>
         <w:rPr>
           <w:rFonts w:ascii="Times New Roman" w:hAnsi="Times New Roman"/>
-          <w:b w:val="0"/>
-          <w:sz w:val="22"/>
-        </w:rPr>
-        <w:t>ANS: B) Discover patterns and relationships in unlabeled data</w:t>
+          <w:sz w:val="22"/>
+        </w:rPr>
+        <w:t>ANS: B) It has a wide variety of useful applications, including healthcare, social media, and autonomous vehicles</w:t>
       </w:r>
     </w:p>
     <w:p>
@@ -1621,7 +1611,7 @@
           <w:b/>
           <w:sz w:val="22"/>
         </w:rPr>
-        <w:t>15. How does reinforcement learning obtain learning signals?</w:t>
+        <w:t>15. Which statement captures the “scalability” property of deep learning mentioned in the presentation?</w:t>
       </w:r>
       <w:r>
         <w:rPr>
@@ -1643,7 +1633,7 @@
           <w:rFonts w:ascii="Times New Roman" w:hAnsi="Times New Roman"/>
           <w:sz w:val="22"/>
         </w:rPr>
-        <w:t xml:space="preserve"> Only from static labels</w:t>
+        <w:t xml:space="preserve"> Performance usually gets worse with more data</w:t>
       </w:r>
       <w:r>
         <w:rPr>
@@ -1665,7 +1655,7 @@
           <w:rFonts w:ascii="Times New Roman" w:hAnsi="Times New Roman"/>
           <w:sz w:val="22"/>
         </w:rPr>
-        <w:t xml:space="preserve"> Only from clustering</w:t>
+        <w:t xml:space="preserve"> Performance quickly saturates and cannot improve</w:t>
       </w:r>
       <w:r>
         <w:rPr>
@@ -1687,7 +1677,7 @@
           <w:rFonts w:ascii="Times New Roman" w:hAnsi="Times New Roman"/>
           <w:sz w:val="22"/>
         </w:rPr>
-        <w:t xml:space="preserve"> From an agent's interaction with an environment and resulting rewards</w:t>
+        <w:t xml:space="preserve"> Deep-learning models are highly scalable and performance often improves with more data rather than tapering off</w:t>
       </w:r>
       <w:r>
         <w:rPr>
@@ -1709,7 +1699,7 @@
           <w:rFonts w:ascii="Times New Roman" w:hAnsi="Times New Roman"/>
           <w:sz w:val="22"/>
         </w:rPr>
-        <w:t xml:space="preserve"> From manual rules alone</w:t>
+        <w:t xml:space="preserve"> Deep-learning models cannot use large datasets</w:t>
       </w:r>
     </w:p>
     <w:p>
@@ -1719,580 +1709,9 @@
       <w:r>
         <w:rPr>
           <w:rFonts w:ascii="Times New Roman" w:hAnsi="Times New Roman"/>
-          <w:b w:val="0"/>
-          <w:sz w:val="22"/>
-        </w:rPr>
-        <w:t>ANS: C) From an agent's interaction with an environment and resulting rewards</w:t>
-      </w:r>
-    </w:p>
-    <w:p>
-      <w:pPr>
-        <w:spacing w:after="0"/>
-      </w:pPr>
-      <w:r>
-        <w:rPr>
-          <w:rFonts w:ascii="Times New Roman" w:hAnsi="Times New Roman"/>
-          <w:b/>
-          <w:sz w:val="22"/>
-        </w:rPr>
-        <w:t>16. What does self-attention encode?</w:t>
-      </w:r>
-      <w:r>
-        <w:rPr>
-          <w:rFonts w:ascii="Times New Roman" w:hAnsi="Times New Roman"/>
-          <w:sz w:val="22"/>
-        </w:rPr>
-        <w:br/>
-      </w:r>
-      <w:r>
-        <w:rPr>
-          <w:rFonts w:ascii="Times New Roman" w:hAnsi="Times New Roman"/>
-          <w:b/>
-          <w:sz w:val="22"/>
-        </w:rPr>
-        <w:t>A)</w:t>
-      </w:r>
-      <w:r>
-        <w:rPr>
-          <w:rFonts w:ascii="Times New Roman" w:hAnsi="Times New Roman"/>
-          <w:sz w:val="22"/>
-        </w:rPr>
-        <w:t xml:space="preserve"> Only the first element of a sequence</w:t>
-      </w:r>
-      <w:r>
-        <w:rPr>
-          <w:rFonts w:ascii="Times New Roman" w:hAnsi="Times New Roman"/>
-          <w:sz w:val="22"/>
-        </w:rPr>
-        <w:br/>
-      </w:r>
-      <w:r>
-        <w:rPr>
-          <w:rFonts w:ascii="Times New Roman" w:hAnsi="Times New Roman"/>
-          <w:b/>
-          <w:sz w:val="22"/>
-        </w:rPr>
-        <w:t>B)</w:t>
-      </w:r>
-      <w:r>
-        <w:rPr>
-          <w:rFonts w:ascii="Times New Roman" w:hAnsi="Times New Roman"/>
-          <w:sz w:val="22"/>
-        </w:rPr>
-        <w:t xml:space="preserve"> Hardware clock speed</w:t>
-      </w:r>
-      <w:r>
-        <w:rPr>
-          <w:rFonts w:ascii="Times New Roman" w:hAnsi="Times New Roman"/>
-          <w:sz w:val="22"/>
-        </w:rPr>
-        <w:br/>
-      </w:r>
-      <w:r>
-        <w:rPr>
-          <w:rFonts w:ascii="Times New Roman" w:hAnsi="Times New Roman"/>
-          <w:b/>
-          <w:sz w:val="22"/>
-        </w:rPr>
-        <w:t>C)</w:t>
-      </w:r>
-      <w:r>
-        <w:rPr>
-          <w:rFonts w:ascii="Times New Roman" w:hAnsi="Times New Roman"/>
-          <w:sz w:val="22"/>
-        </w:rPr>
-        <w:t xml:space="preserve"> A fixed label dictionary</w:t>
-      </w:r>
-      <w:r>
-        <w:rPr>
-          <w:rFonts w:ascii="Times New Roman" w:hAnsi="Times New Roman"/>
-          <w:sz w:val="22"/>
-        </w:rPr>
-        <w:br/>
-      </w:r>
-      <w:r>
-        <w:rPr>
-          <w:rFonts w:ascii="Times New Roman" w:hAnsi="Times New Roman"/>
-          <w:b/>
-          <w:sz w:val="22"/>
-        </w:rPr>
-        <w:t>D)</w:t>
-      </w:r>
-      <w:r>
-        <w:rPr>
-          <w:rFonts w:ascii="Times New Roman" w:hAnsi="Times New Roman"/>
-          <w:sz w:val="22"/>
-        </w:rPr>
-        <w:t xml:space="preserve"> Relationships and relative importance among sequence elements</w:t>
-      </w:r>
-    </w:p>
-    <w:p>
-      <w:pPr>
-        <w:spacing w:after="60"/>
-      </w:pPr>
-      <w:r>
-        <w:rPr>
-          <w:rFonts w:ascii="Times New Roman" w:hAnsi="Times New Roman"/>
-          <w:b w:val="0"/>
-          <w:sz w:val="22"/>
-        </w:rPr>
-        <w:t>ANS: D) Relationships and relative importance among sequence elements</w:t>
-      </w:r>
-    </w:p>
-    <w:p>
-      <w:pPr>
-        <w:spacing w:after="0"/>
-      </w:pPr>
-      <w:r>
-        <w:rPr>
-          <w:rFonts w:ascii="Times New Roman" w:hAnsi="Times New Roman"/>
-          <w:b/>
-          <w:sz w:val="22"/>
-        </w:rPr>
-        <w:t>17. What is the central architecture introduced for modern sequence modeling?</w:t>
-      </w:r>
-      <w:r>
-        <w:rPr>
-          <w:rFonts w:ascii="Times New Roman" w:hAnsi="Times New Roman"/>
-          <w:sz w:val="22"/>
-        </w:rPr>
-        <w:br/>
-      </w:r>
-      <w:r>
-        <w:rPr>
-          <w:rFonts w:ascii="Times New Roman" w:hAnsi="Times New Roman"/>
-          <w:b/>
-          <w:sz w:val="22"/>
-        </w:rPr>
-        <w:t>A)</w:t>
-      </w:r>
-      <w:r>
-        <w:rPr>
-          <w:rFonts w:ascii="Times New Roman" w:hAnsi="Times New Roman"/>
-          <w:sz w:val="22"/>
-        </w:rPr>
-        <w:t xml:space="preserve"> Transformer</w:t>
-      </w:r>
-      <w:r>
-        <w:rPr>
-          <w:rFonts w:ascii="Times New Roman" w:hAnsi="Times New Roman"/>
-          <w:sz w:val="22"/>
-        </w:rPr>
-        <w:br/>
-      </w:r>
-      <w:r>
-        <w:rPr>
-          <w:rFonts w:ascii="Times New Roman" w:hAnsi="Times New Roman"/>
-          <w:b/>
-          <w:sz w:val="22"/>
-        </w:rPr>
-        <w:t>B)</w:t>
-      </w:r>
-      <w:r>
-        <w:rPr>
-          <w:rFonts w:ascii="Times New Roman" w:hAnsi="Times New Roman"/>
-          <w:sz w:val="22"/>
-        </w:rPr>
-        <w:t xml:space="preserve"> Decision stump</w:t>
-      </w:r>
-      <w:r>
-        <w:rPr>
-          <w:rFonts w:ascii="Times New Roman" w:hAnsi="Times New Roman"/>
-          <w:sz w:val="22"/>
-        </w:rPr>
-        <w:br/>
-      </w:r>
-      <w:r>
-        <w:rPr>
-          <w:rFonts w:ascii="Times New Roman" w:hAnsi="Times New Roman"/>
-          <w:b/>
-          <w:sz w:val="22"/>
-        </w:rPr>
-        <w:t>C)</w:t>
-      </w:r>
-      <w:r>
-        <w:rPr>
-          <w:rFonts w:ascii="Times New Roman" w:hAnsi="Times New Roman"/>
-          <w:sz w:val="22"/>
-        </w:rPr>
-        <w:t xml:space="preserve"> Hash table</w:t>
-      </w:r>
-      <w:r>
-        <w:rPr>
-          <w:rFonts w:ascii="Times New Roman" w:hAnsi="Times New Roman"/>
-          <w:sz w:val="22"/>
-        </w:rPr>
-        <w:br/>
-      </w:r>
-      <w:r>
-        <w:rPr>
-          <w:rFonts w:ascii="Times New Roman" w:hAnsi="Times New Roman"/>
-          <w:b/>
-          <w:sz w:val="22"/>
-        </w:rPr>
-        <w:t>D)</w:t>
-      </w:r>
-      <w:r>
-        <w:rPr>
-          <w:rFonts w:ascii="Times New Roman" w:hAnsi="Times New Roman"/>
-          <w:sz w:val="22"/>
-        </w:rPr>
-        <w:t xml:space="preserve"> Relational database</w:t>
-      </w:r>
-    </w:p>
-    <w:p>
-      <w:pPr>
-        <w:spacing w:after="60"/>
-      </w:pPr>
-      <w:r>
-        <w:rPr>
-          <w:rFonts w:ascii="Times New Roman" w:hAnsi="Times New Roman"/>
-          <w:b w:val="0"/>
-          <w:sz w:val="22"/>
-        </w:rPr>
-        <w:t>ANS: A) Transformer</w:t>
-      </w:r>
-    </w:p>
-    <w:p>
-      <w:pPr>
-        <w:spacing w:after="0"/>
-      </w:pPr>
-      <w:r>
-        <w:rPr>
-          <w:rFonts w:ascii="Times New Roman" w:hAnsi="Times New Roman"/>
-          <w:b/>
-          <w:sz w:val="22"/>
-        </w:rPr>
-        <w:t>18. What do deep-learning scaling laws describe?</w:t>
-      </w:r>
-      <w:r>
-        <w:rPr>
-          <w:rFonts w:ascii="Times New Roman" w:hAnsi="Times New Roman"/>
-          <w:sz w:val="22"/>
-        </w:rPr>
-        <w:br/>
-      </w:r>
-      <w:r>
-        <w:rPr>
-          <w:rFonts w:ascii="Times New Roman" w:hAnsi="Times New Roman"/>
-          <w:b/>
-          <w:sz w:val="22"/>
-        </w:rPr>
-        <w:t>A)</w:t>
-      </w:r>
-      <w:r>
-        <w:rPr>
-          <w:rFonts w:ascii="Times New Roman" w:hAnsi="Times New Roman"/>
-          <w:sz w:val="22"/>
-        </w:rPr>
-        <w:t xml:space="preserve"> A guarantee of zero error</w:t>
-      </w:r>
-      <w:r>
-        <w:rPr>
-          <w:rFonts w:ascii="Times New Roman" w:hAnsi="Times New Roman"/>
-          <w:sz w:val="22"/>
-        </w:rPr>
-        <w:br/>
-      </w:r>
-      <w:r>
-        <w:rPr>
-          <w:rFonts w:ascii="Times New Roman" w:hAnsi="Times New Roman"/>
-          <w:b/>
-          <w:sz w:val="22"/>
-        </w:rPr>
-        <w:t>B)</w:t>
-      </w:r>
-      <w:r>
-        <w:rPr>
-          <w:rFonts w:ascii="Times New Roman" w:hAnsi="Times New Roman"/>
-          <w:sz w:val="22"/>
-        </w:rPr>
-        <w:t xml:space="preserve"> Predictable relationships among performance, compute, data, and model size</w:t>
-      </w:r>
-      <w:r>
-        <w:rPr>
-          <w:rFonts w:ascii="Times New Roman" w:hAnsi="Times New Roman"/>
-          <w:sz w:val="22"/>
-        </w:rPr>
-        <w:br/>
-      </w:r>
-      <w:r>
-        <w:rPr>
-          <w:rFonts w:ascii="Times New Roman" w:hAnsi="Times New Roman"/>
-          <w:b/>
-          <w:sz w:val="22"/>
-        </w:rPr>
-        <w:t>C)</w:t>
-      </w:r>
-      <w:r>
-        <w:rPr>
-          <w:rFonts w:ascii="Times New Roman" w:hAnsi="Times New Roman"/>
-          <w:sz w:val="22"/>
-        </w:rPr>
-        <w:t xml:space="preserve"> A ban on larger models</w:t>
-      </w:r>
-      <w:r>
-        <w:rPr>
-          <w:rFonts w:ascii="Times New Roman" w:hAnsi="Times New Roman"/>
-          <w:sz w:val="22"/>
-        </w:rPr>
-        <w:br/>
-      </w:r>
-      <w:r>
-        <w:rPr>
-          <w:rFonts w:ascii="Times New Roman" w:hAnsi="Times New Roman"/>
-          <w:b/>
-          <w:sz w:val="22"/>
-        </w:rPr>
-        <w:t>D)</w:t>
-      </w:r>
-      <w:r>
-        <w:rPr>
-          <w:rFonts w:ascii="Times New Roman" w:hAnsi="Times New Roman"/>
-          <w:sz w:val="22"/>
-        </w:rPr>
-        <w:t xml:space="preserve"> Only the price of hardware</w:t>
-      </w:r>
-    </w:p>
-    <w:p>
-      <w:pPr>
-        <w:spacing w:after="60"/>
-      </w:pPr>
-      <w:r>
-        <w:rPr>
-          <w:rFonts w:ascii="Times New Roman" w:hAnsi="Times New Roman"/>
-          <w:b w:val="0"/>
-          <w:sz w:val="22"/>
-        </w:rPr>
-        <w:t>ANS: B) Predictable relationships among performance, compute, data, and model size</w:t>
-      </w:r>
-    </w:p>
-    <w:p>
-      <w:pPr>
-        <w:spacing w:after="0"/>
-      </w:pPr>
-      <w:r>
-        <w:rPr>
-          <w:rFonts w:ascii="Times New Roman" w:hAnsi="Times New Roman"/>
-          <w:b/>
-          <w:sz w:val="22"/>
-        </w:rPr>
-        <w:t>19. In reinforcement learning, what is a policy?</w:t>
-      </w:r>
-      <w:r>
-        <w:rPr>
-          <w:rFonts w:ascii="Times New Roman" w:hAnsi="Times New Roman"/>
-          <w:sz w:val="22"/>
-        </w:rPr>
-        <w:br/>
-      </w:r>
-      <w:r>
-        <w:rPr>
-          <w:rFonts w:ascii="Times New Roman" w:hAnsi="Times New Roman"/>
-          <w:b/>
-          <w:sz w:val="22"/>
-        </w:rPr>
-        <w:t>A)</w:t>
-      </w:r>
-      <w:r>
-        <w:rPr>
-          <w:rFonts w:ascii="Times New Roman" w:hAnsi="Times New Roman"/>
-          <w:sz w:val="22"/>
-        </w:rPr>
-        <w:t xml:space="preserve"> A labeled training set</w:t>
-      </w:r>
-      <w:r>
-        <w:rPr>
-          <w:rFonts w:ascii="Times New Roman" w:hAnsi="Times New Roman"/>
-          <w:sz w:val="22"/>
-        </w:rPr>
-        <w:br/>
-      </w:r>
-      <w:r>
-        <w:rPr>
-          <w:rFonts w:ascii="Times New Roman" w:hAnsi="Times New Roman"/>
-          <w:b/>
-          <w:sz w:val="22"/>
-        </w:rPr>
-        <w:t>B)</w:t>
-      </w:r>
-      <w:r>
-        <w:rPr>
-          <w:rFonts w:ascii="Times New Roman" w:hAnsi="Times New Roman"/>
-          <w:sz w:val="22"/>
-        </w:rPr>
-        <w:t xml:space="preserve"> A model-access license</w:t>
-      </w:r>
-      <w:r>
-        <w:rPr>
-          <w:rFonts w:ascii="Times New Roman" w:hAnsi="Times New Roman"/>
-          <w:sz w:val="22"/>
-        </w:rPr>
-        <w:br/>
-      </w:r>
-      <w:r>
-        <w:rPr>
-          <w:rFonts w:ascii="Times New Roman" w:hAnsi="Times New Roman"/>
-          <w:b/>
-          <w:sz w:val="22"/>
-        </w:rPr>
-        <w:t>C)</w:t>
-      </w:r>
-      <w:r>
-        <w:rPr>
-          <w:rFonts w:ascii="Times New Roman" w:hAnsi="Times New Roman"/>
-          <w:sz w:val="22"/>
-        </w:rPr>
-        <w:t xml:space="preserve"> A mapping from states or observations to actions</w:t>
-      </w:r>
-      <w:r>
-        <w:rPr>
-          <w:rFonts w:ascii="Times New Roman" w:hAnsi="Times New Roman"/>
-          <w:sz w:val="22"/>
-        </w:rPr>
-        <w:br/>
-      </w:r>
-      <w:r>
-        <w:rPr>
-          <w:rFonts w:ascii="Times New Roman" w:hAnsi="Times New Roman"/>
-          <w:b/>
-          <w:sz w:val="22"/>
-        </w:rPr>
-        <w:t>D)</w:t>
-      </w:r>
-      <w:r>
-        <w:rPr>
-          <w:rFonts w:ascii="Times New Roman" w:hAnsi="Times New Roman"/>
-          <w:sz w:val="22"/>
-        </w:rPr>
-        <w:t xml:space="preserve"> A fixed reward value</w:t>
-      </w:r>
-    </w:p>
-    <w:p>
-      <w:pPr>
-        <w:spacing w:after="60"/>
-      </w:pPr>
-      <w:r>
-        <w:rPr>
-          <w:rFonts w:ascii="Times New Roman" w:hAnsi="Times New Roman"/>
-          <w:b w:val="0"/>
-          <w:sz w:val="22"/>
-        </w:rPr>
-        <w:t>ANS: C) A mapping from states or observations to actions</w:t>
-      </w:r>
-    </w:p>
-    <w:p>
-      <w:pPr>
-        <w:spacing w:after="0"/>
-      </w:pPr>
-      <w:r>
-        <w:rPr>
-          <w:rFonts w:ascii="Times New Roman" w:hAnsi="Times New Roman"/>
-          <w:b/>
-          <w:sz w:val="22"/>
-        </w:rPr>
-        <w:t>20. What defines the full reinforcement-learning problem?</w:t>
-      </w:r>
-      <w:r>
-        <w:rPr>
-          <w:rFonts w:ascii="Times New Roman" w:hAnsi="Times New Roman"/>
-          <w:sz w:val="22"/>
-        </w:rPr>
-        <w:br/>
-      </w:r>
-      <w:r>
-        <w:rPr>
-          <w:rFonts w:ascii="Times New Roman" w:hAnsi="Times New Roman"/>
-          <w:b/>
-          <w:sz w:val="22"/>
-        </w:rPr>
-        <w:t>A)</w:t>
-      </w:r>
-      <w:r>
-        <w:rPr>
-          <w:rFonts w:ascii="Times New Roman" w:hAnsi="Times New Roman"/>
-          <w:sz w:val="22"/>
-        </w:rPr>
-        <w:t xml:space="preserve"> One isolated prediction with no feedback</w:t>
-      </w:r>
-      <w:r>
-        <w:rPr>
-          <w:rFonts w:ascii="Times New Roman" w:hAnsi="Times New Roman"/>
-          <w:sz w:val="22"/>
-        </w:rPr>
-        <w:br/>
-      </w:r>
-      <w:r>
-        <w:rPr>
-          <w:rFonts w:ascii="Times New Roman" w:hAnsi="Times New Roman"/>
-          <w:b/>
-          <w:sz w:val="22"/>
-        </w:rPr>
-        <w:t>B)</w:t>
-      </w:r>
-      <w:r>
-        <w:rPr>
-          <w:rFonts w:ascii="Times New Roman" w:hAnsi="Times New Roman"/>
-          <w:sz w:val="22"/>
-        </w:rPr>
-        <w:t xml:space="preserve"> Only supervised labels</w:t>
-      </w:r>
-      <w:r>
-        <w:rPr>
-          <w:rFonts w:ascii="Times New Roman" w:hAnsi="Times New Roman"/>
-          <w:sz w:val="22"/>
-        </w:rPr>
-        <w:br/>
-      </w:r>
-      <w:r>
-        <w:rPr>
-          <w:rFonts w:ascii="Times New Roman" w:hAnsi="Times New Roman"/>
-          <w:b/>
-          <w:sz w:val="22"/>
-        </w:rPr>
-        <w:t>C)</w:t>
-      </w:r>
-      <w:r>
-        <w:rPr>
-          <w:rFonts w:ascii="Times New Roman" w:hAnsi="Times New Roman"/>
-          <w:sz w:val="22"/>
-        </w:rPr>
-        <w:t xml:space="preserve"> No environment</w:t>
-      </w:r>
-      <w:r>
-        <w:rPr>
-          <w:rFonts w:ascii="Times New Roman" w:hAnsi="Times New Roman"/>
-          <w:sz w:val="22"/>
-        </w:rPr>
-        <w:br/>
-      </w:r>
-      <w:r>
-        <w:rPr>
-          <w:rFonts w:ascii="Times New Roman" w:hAnsi="Times New Roman"/>
-          <w:b/>
-          <w:sz w:val="22"/>
-        </w:rPr>
-        <w:t>D)</w:t>
-      </w:r>
-      <w:r>
-        <w:rPr>
-          <w:rFonts w:ascii="Times New Roman" w:hAnsi="Times New Roman"/>
-          <w:sz w:val="22"/>
-        </w:rPr>
-        <w:t xml:space="preserve"> An agent repeatedly acts, receives observations and rewards, and influences future states</w:t>
-      </w:r>
-    </w:p>
-    <w:p>
-      <w:pPr>
-        <w:spacing w:after="60"/>
-      </w:pPr>
-      <w:r>
-        <w:rPr>
-          <w:rFonts w:ascii="Times New Roman" w:hAnsi="Times New Roman"/>
-          <w:b w:val="0"/>
-          <w:sz w:val="22"/>
-        </w:rPr>
-        <w:t>ANS: D) An agent repeatedly acts, receives observations and rewards, and influences future states</w:t>
+          <w:sz w:val="22"/>
+        </w:rPr>
+        <w:t>ANS: C) Deep-learning models are highly scalable and performance often improves with more data rather than tapering off</w:t>
       </w:r>
     </w:p>
     <w:sectPr>
@@ -2547,7 +1966,7 @@
   <w:docDefaults>
     <w:rPrDefault>
       <w:rPr>
-        <w:rFonts w:ascii="Georgia" w:eastAsiaTheme="minorHAnsi" w:hAnsiTheme="minorHAnsi" w:cstheme="minorBidi"/>
+        <w:rFonts w:ascii="Georgia" w:eastAsiaTheme="minorEastAsia" w:hAnsiTheme="minorHAnsi" w:cstheme="minorBidi"/>
         <w:sz w:val="21"/>
         <w:szCs w:val="22"/>
         <w:lang w:val="en-US" w:eastAsia="en-US" w:bidi="ar-SA"/>
